--- a/Articles/2026/4_Blender_Tips_and_Tricks/17_Appending_an_Object/Write Up.docx
+++ b/Articles/2026/4_Blender_Tips_and_Tricks/17_Appending_an_Object/Write Up.docx
@@ -10,7 +10,56 @@
         <w:t>Write Up</w:t>
       </w:r>
     </w:p>
-    <w:p/>
+    <w:p>
+      <w:pPr>
+        <w:pStyle w:val="pdq2pgselectionanchorcontainer"/>
+      </w:pPr>
+      <w:r>
+        <w:t xml:space="preserve">At times, you may have an object that you created in another project and think, </w:t>
+      </w:r>
+      <w:r>
+        <w:rPr>
+          <w:rStyle w:val="Emphasis"/>
+        </w:rPr>
+        <w:t>“I would really love to bring that thing into the project I’m working on now.”</w:t>
+      </w:r>
+      <w:r>
+        <w:t xml:space="preserve"> Well, in Blender, you can—and the process is known as </w:t>
+      </w:r>
+      <w:r>
+        <w:rPr>
+          <w:rStyle w:val="Strong"/>
+        </w:rPr>
+        <w:t>Appending</w:t>
+      </w:r>
+      <w:r>
+        <w:t>.</w:t>
+      </w:r>
+    </w:p>
+    <w:p>
+      <w:pPr>
+        <w:pStyle w:val="NormalWeb"/>
+      </w:pPr>
+      <w:r>
+        <w:t>In this tutorial, I’ll show you just how easy it is to reach into another Blender file, grab the object you want, and bring it right into your current project.</w:t>
+      </w:r>
+    </w:p>
+    <w:p>
+      <w:pPr>
+        <w:pStyle w:val="NormalWeb"/>
+      </w:pPr>
+      <w:r>
+        <w:t>So, if you have an object sitting in another Blender file just waiting for an invitation, why don’t you join us for our brand-new article entitled:</w:t>
+      </w:r>
+    </w:p>
+    <w:p>
+      <w:pPr>
+        <w:pStyle w:val="Heading1"/>
+      </w:pPr>
+      <w:r>
+        <w:t>Appending and Object</w:t>
+      </w:r>
+    </w:p>
     <w:p>
       <w:pPr>
         <w:pStyle w:val="Heading1"/>
@@ -1905,6 +1954,35 @@
       <w:spacing w:line="240" w:lineRule="auto"/>
     </w:pPr>
   </w:style>
+  <w:style w:type="paragraph" w:customStyle="1" w:styleId="pdq2pgselectionanchorcontainer">
+    <w:name w:val="pdq2pg_selectionanchorcontainer"/>
+    <w:basedOn w:val="Normal"/>
+    <w:rsid w:val="00BA2306"/>
+    <w:pPr>
+      <w:spacing w:before="100" w:beforeAutospacing="1" w:after="100" w:afterAutospacing="1" w:line="240" w:lineRule="auto"/>
+    </w:pPr>
+    <w:rPr>
+      <w:rFonts w:ascii="Times New Roman" w:eastAsia="Times New Roman" w:hAnsi="Times New Roman" w:cs="Times New Roman"/>
+      <w:sz w:val="24"/>
+      <w:szCs w:val="24"/>
+    </w:rPr>
+  </w:style>
+  <w:style w:type="paragraph" w:styleId="NormalWeb">
+    <w:name w:val="Normal (Web)"/>
+    <w:basedOn w:val="Normal"/>
+    <w:uiPriority w:val="99"/>
+    <w:semiHidden/>
+    <w:unhideWhenUsed/>
+    <w:rsid w:val="00BA2306"/>
+    <w:pPr>
+      <w:spacing w:before="100" w:beforeAutospacing="1" w:after="100" w:afterAutospacing="1" w:line="240" w:lineRule="auto"/>
+    </w:pPr>
+    <w:rPr>
+      <w:rFonts w:ascii="Times New Roman" w:eastAsia="Times New Roman" w:hAnsi="Times New Roman" w:cs="Times New Roman"/>
+      <w:sz w:val="24"/>
+      <w:szCs w:val="24"/>
+    </w:rPr>
+  </w:style>
 </w:styles>
 </file>
 
